--- a/docs/FinalPitchDeck.docx
+++ b/docs/FinalPitchDeck.docx
@@ -109,7 +109,7 @@
         <w:t xml:space="preserve">Document version: </w:t>
       </w:r>
       <w:r>
-        <w:t xml:space="preserve">Final Round v2.2, 2 May 2026 (sponsor logos in header; Slide 11 financial projections)</w:t>
+        <w:t xml:space="preserve">Final Round v2.3, 2 May 2026 (Slide 11 financial breakdown table)</w:t>
       </w:r>
     </w:p>
     <w:p>
@@ -164,7 +164,7 @@
         <w:spacing w:after="60"/>
       </w:pPr>
       <w:r>
-        <w:t xml:space="preserve">Donut-chart data (Slide 11 only). A small table where each row maps to one donut chart.</w:t>
+        <w:t xml:space="preserve">Financial breakdown table (Slide 11 only). 10-row × 4-column projection table; render at full slide width with the Profit / Loss row colour-coded.</w:t>
       </w:r>
     </w:p>
     <w:p>
@@ -2105,7 +2105,7 @@
         <w:spacing w:after="140"/>
       </w:pPr>
       <w:r>
-        <w:t xml:space="preserve">Three concentric markets. UM is the starting market. Then Malaysian public universities, ~1.2 million students. Then ASEAN, 12 million plus. Pricing is per-active-student-per-year. Three tiers; Growth closes at RM 8 per student per year. 60% gross margin at the Growth tier.</w:t>
+        <w:t xml:space="preserve">Three concentric markets. UM is the starting market. Then Malaysian public universities, ~1.2 million students. Then ASEAN, 12 million plus. Pricing is per-active-student-per-year. Three tiers; Growth closes at RM 8 per student per year.</w:t>
       </w:r>
     </w:p>
     <w:p>
@@ -2133,7 +2133,7 @@
         <w:pStyle w:val="Heading1"/>
       </w:pPr>
       <w:r>
-        <w:t xml:space="preserve">Slide 11: Financial projections (Year 1, 3, 5, 7)</w:t>
+        <w:t xml:space="preserve">Slide 11: Financial Breakdown</w:t>
       </w:r>
     </w:p>
     <w:p>
@@ -2153,7 +2153,7 @@
           <w:i/>
           <w:iCs/>
         </w:rPr>
-        <w:t xml:space="preserve">Four milestone years. Each one is one donut.</w:t>
+        <w:t xml:space="preserve">7-year projection. Year 1, Year 3, Year 5, Year 7.</w:t>
       </w:r>
     </w:p>
     <w:p>
@@ -2178,30 +2178,30 @@
           <w:b/>
           <w:bCs/>
         </w:rPr>
+        <w:t xml:space="preserve">Headline number: </w:t>
+      </w:r>
+      <w:r>
+        <w:t xml:space="preserve">Break-even Year 3. RM 8.8M revenue and RM 3.3M operating profit by Year 7.</w:t>
+      </w:r>
+    </w:p>
+    <w:p>
+      <w:pPr>
+        <w:pStyle w:val="ListParagraph"/>
+        <w:numPr>
+          <w:ilvl w:val="0"/>
+          <w:numId w:val="2"/>
+        </w:numPr>
+        <w:spacing w:after="60"/>
+      </w:pPr>
+      <w:r>
+        <w:rPr>
+          <w:b/>
+          <w:bCs/>
+        </w:rPr>
         <w:t xml:space="preserve">Layout: </w:t>
       </w:r>
       <w:r>
-        <w:t xml:space="preserve">Four donut charts in a horizontal row. Each donut centres a single big number (total revenue) with the customer count as a smaller line below the number. The donut ring breaks revenue down by source so the visual scales legibly across all four years.</w:t>
-      </w:r>
-    </w:p>
-    <w:p>
-      <w:pPr>
-        <w:pStyle w:val="ListParagraph"/>
-        <w:numPr>
-          <w:ilvl w:val="0"/>
-          <w:numId w:val="2"/>
-        </w:numPr>
-        <w:spacing w:after="60"/>
-      </w:pPr>
-      <w:r>
-        <w:rPr>
-          <w:b/>
-          <w:bCs/>
-        </w:rPr>
-        <w:t xml:space="preserve">Caption strip (bottom of slide): </w:t>
-      </w:r>
-      <w:r>
-        <w:t xml:space="preserve">Year-1 to Year-7 revenue grows from RM 80k to RM 12.4M. Break-even early Year 3. ASEAN expansion lifts the curve from Year 5 onward.</w:t>
+        <w:t xml:space="preserve">Single full-width table. 10 rows of metrics × 4 milestone-year columns. Profit / Loss row coloured (red Y1, green Y3 to Y7) so the break-even moment is visually obvious.</w:t>
       </w:r>
     </w:p>
     <w:p>
@@ -2209,12 +2209,12 @@
         <w:pStyle w:val="Heading3"/>
       </w:pPr>
       <w:r>
-        <w:t xml:space="preserve">Donut-chart data (one donut per year)</w:t>
+        <w:t xml:space="preserve">Financial breakdown table (Year 1, 3, 5, 7)</w:t>
       </w:r>
     </w:p>
     <w:tbl>
       <w:tblPr>
-        <w:tblW w:type="dxa" w:w="9360"/>
+        <w:tblW w:type="dxa" w:w="9060"/>
         <w:tblBorders>
           <w:top w:val="single" w:color="auto" w:sz="4"/>
           <w:left w:val="single" w:color="auto" w:sz="4"/>
@@ -2225,10 +2225,11 @@
         </w:tblBorders>
       </w:tblPr>
       <w:tblGrid>
-        <w:gridCol w:w="1300"/>
         <w:gridCol w:w="2200"/>
-        <w:gridCol w:w="2400"/>
-        <w:gridCol w:w="3460"/>
+        <w:gridCol w:w="1700"/>
+        <w:gridCol w:w="1700"/>
+        <w:gridCol w:w="1700"/>
+        <w:gridCol w:w="1760"/>
       </w:tblGrid>
       <w:tr>
         <w:trPr>
@@ -2236,7 +2237,7 @@
         </w:trPr>
         <w:tc>
           <w:tcPr>
-            <w:tcW w:type="dxa" w:w="1300"/>
+            <w:tcW w:type="dxa" w:w="2200"/>
             <w:tcBorders>
               <w:top w:val="single" w:color="BFBFBF" w:sz="4"/>
               <w:left w:val="single" w:color="BFBFBF" w:sz="4"/>
@@ -2261,13 +2262,13 @@
                 <w:bCs/>
                 <w:color w:val="FFFFFF"/>
               </w:rPr>
-              <w:t xml:space="preserve">Year</w:t>
-            </w:r>
-          </w:p>
-        </w:tc>
-        <w:tc>
-          <w:tcPr>
-            <w:tcW w:type="dxa" w:w="2200"/>
+              <w:t xml:space="preserve">Metric</w:t>
+            </w:r>
+          </w:p>
+        </w:tc>
+        <w:tc>
+          <w:tcPr>
+            <w:tcW w:type="dxa" w:w="1700"/>
             <w:tcBorders>
               <w:top w:val="single" w:color="BFBFBF" w:sz="4"/>
               <w:left w:val="single" w:color="BFBFBF" w:sz="4"/>
@@ -2292,13 +2293,13 @@
                 <w:bCs/>
                 <w:color w:val="FFFFFF"/>
               </w:rPr>
-              <w:t xml:space="preserve">Centre number</w:t>
-            </w:r>
-          </w:p>
-        </w:tc>
-        <w:tc>
-          <w:tcPr>
-            <w:tcW w:type="dxa" w:w="2400"/>
+              <w:t xml:space="preserve">Y1</w:t>
+            </w:r>
+          </w:p>
+        </w:tc>
+        <w:tc>
+          <w:tcPr>
+            <w:tcW w:type="dxa" w:w="1700"/>
             <w:tcBorders>
               <w:top w:val="single" w:color="BFBFBF" w:sz="4"/>
               <w:left w:val="single" w:color="BFBFBF" w:sz="4"/>
@@ -2323,13 +2324,13 @@
                 <w:bCs/>
                 <w:color w:val="FFFFFF"/>
               </w:rPr>
-              <w:t xml:space="preserve">Ring split (revenue source)</w:t>
-            </w:r>
-          </w:p>
-        </w:tc>
-        <w:tc>
-          <w:tcPr>
-            <w:tcW w:type="dxa" w:w="3460"/>
+              <w:t xml:space="preserve">Y3</w:t>
+            </w:r>
+          </w:p>
+        </w:tc>
+        <w:tc>
+          <w:tcPr>
+            <w:tcW w:type="dxa" w:w="1700"/>
             <w:tcBorders>
               <w:top w:val="single" w:color="BFBFBF" w:sz="4"/>
               <w:left w:val="single" w:color="BFBFBF" w:sz="4"/>
@@ -2354,7 +2355,38 @@
                 <w:bCs/>
                 <w:color w:val="FFFFFF"/>
               </w:rPr>
-              <w:t xml:space="preserve">One-line caption under the donut</w:t>
+              <w:t xml:space="preserve">Y5</w:t>
+            </w:r>
+          </w:p>
+        </w:tc>
+        <w:tc>
+          <w:tcPr>
+            <w:tcW w:type="dxa" w:w="1760"/>
+            <w:tcBorders>
+              <w:top w:val="single" w:color="BFBFBF" w:sz="4"/>
+              <w:left w:val="single" w:color="BFBFBF" w:sz="4"/>
+              <w:bottom w:val="single" w:color="BFBFBF" w:sz="4"/>
+              <w:right w:val="single" w:color="BFBFBF" w:sz="4"/>
+            </w:tcBorders>
+            <w:shd w:fill="1F3864" w:color="auto" w:val="clear"/>
+            <w:tcMar>
+              <w:top w:type="dxa" w:w="100"/>
+              <w:left w:type="dxa" w:w="140"/>
+              <w:bottom w:type="dxa" w:w="100"/>
+              <w:right w:type="dxa" w:w="140"/>
+            </w:tcMar>
+          </w:tcPr>
+          <w:p>
+            <w:pPr>
+              <w:spacing w:after="0"/>
+            </w:pPr>
+            <w:r>
+              <w:rPr>
+                <w:b/>
+                <w:bCs/>
+                <w:color w:val="FFFFFF"/>
+              </w:rPr>
+              <w:t xml:space="preserve">Y7</w:t>
             </w:r>
           </w:p>
         </w:tc>
@@ -2362,7 +2394,1023 @@
       <w:tr>
         <w:tc>
           <w:tcPr>
-            <w:tcW w:type="dxa" w:w="1300"/>
+            <w:tcW w:type="dxa" w:w="2200"/>
+            <w:tcBorders>
+              <w:top w:val="single" w:color="BFBFBF" w:sz="4"/>
+              <w:left w:val="single" w:color="BFBFBF" w:sz="4"/>
+              <w:bottom w:val="single" w:color="BFBFBF" w:sz="4"/>
+              <w:right w:val="single" w:color="BFBFBF" w:sz="4"/>
+            </w:tcBorders>
+            <w:tcMar>
+              <w:top w:type="dxa" w:w="100"/>
+              <w:left w:type="dxa" w:w="140"/>
+              <w:bottom w:type="dxa" w:w="100"/>
+              <w:right w:type="dxa" w:w="140"/>
+            </w:tcMar>
+          </w:tcPr>
+          <w:p>
+            <w:pPr>
+              <w:spacing w:after="0"/>
+            </w:pPr>
+            <w:r>
+              <w:t xml:space="preserve">Active Institutions</w:t>
+            </w:r>
+          </w:p>
+        </w:tc>
+        <w:tc>
+          <w:tcPr>
+            <w:tcW w:type="dxa" w:w="1700"/>
+            <w:tcBorders>
+              <w:top w:val="single" w:color="BFBFBF" w:sz="4"/>
+              <w:left w:val="single" w:color="BFBFBF" w:sz="4"/>
+              <w:bottom w:val="single" w:color="BFBFBF" w:sz="4"/>
+              <w:right w:val="single" w:color="BFBFBF" w:sz="4"/>
+            </w:tcBorders>
+            <w:tcMar>
+              <w:top w:type="dxa" w:w="100"/>
+              <w:left w:type="dxa" w:w="140"/>
+              <w:bottom w:type="dxa" w:w="100"/>
+              <w:right w:type="dxa" w:w="140"/>
+            </w:tcMar>
+          </w:tcPr>
+          <w:p>
+            <w:pPr>
+              <w:spacing w:after="0"/>
+            </w:pPr>
+            <w:r>
+              <w:t xml:space="preserve">1 (UM pilot)</w:t>
+            </w:r>
+          </w:p>
+        </w:tc>
+        <w:tc>
+          <w:tcPr>
+            <w:tcW w:type="dxa" w:w="1700"/>
+            <w:tcBorders>
+              <w:top w:val="single" w:color="BFBFBF" w:sz="4"/>
+              <w:left w:val="single" w:color="BFBFBF" w:sz="4"/>
+              <w:bottom w:val="single" w:color="BFBFBF" w:sz="4"/>
+              <w:right w:val="single" w:color="BFBFBF" w:sz="4"/>
+            </w:tcBorders>
+            <w:tcMar>
+              <w:top w:type="dxa" w:w="100"/>
+              <w:left w:type="dxa" w:w="140"/>
+              <w:bottom w:type="dxa" w:w="100"/>
+              <w:right w:type="dxa" w:w="140"/>
+            </w:tcMar>
+          </w:tcPr>
+          <w:p>
+            <w:pPr>
+              <w:spacing w:after="0"/>
+            </w:pPr>
+            <w:r>
+              <w:t xml:space="preserve">5</w:t>
+            </w:r>
+          </w:p>
+        </w:tc>
+        <w:tc>
+          <w:tcPr>
+            <w:tcW w:type="dxa" w:w="1700"/>
+            <w:tcBorders>
+              <w:top w:val="single" w:color="BFBFBF" w:sz="4"/>
+              <w:left w:val="single" w:color="BFBFBF" w:sz="4"/>
+              <w:bottom w:val="single" w:color="BFBFBF" w:sz="4"/>
+              <w:right w:val="single" w:color="BFBFBF" w:sz="4"/>
+            </w:tcBorders>
+            <w:tcMar>
+              <w:top w:type="dxa" w:w="100"/>
+              <w:left w:type="dxa" w:w="140"/>
+              <w:bottom w:type="dxa" w:w="100"/>
+              <w:right w:type="dxa" w:w="140"/>
+            </w:tcMar>
+          </w:tcPr>
+          <w:p>
+            <w:pPr>
+              <w:spacing w:after="0"/>
+            </w:pPr>
+            <w:r>
+              <w:t xml:space="preserve">20</w:t>
+            </w:r>
+          </w:p>
+        </w:tc>
+        <w:tc>
+          <w:tcPr>
+            <w:tcW w:type="dxa" w:w="1760"/>
+            <w:tcBorders>
+              <w:top w:val="single" w:color="BFBFBF" w:sz="4"/>
+              <w:left w:val="single" w:color="BFBFBF" w:sz="4"/>
+              <w:bottom w:val="single" w:color="BFBFBF" w:sz="4"/>
+              <w:right w:val="single" w:color="BFBFBF" w:sz="4"/>
+            </w:tcBorders>
+            <w:tcMar>
+              <w:top w:type="dxa" w:w="100"/>
+              <w:left w:type="dxa" w:w="140"/>
+              <w:bottom w:type="dxa" w:w="100"/>
+              <w:right w:type="dxa" w:w="140"/>
+            </w:tcMar>
+          </w:tcPr>
+          <w:p>
+            <w:pPr>
+              <w:spacing w:after="0"/>
+            </w:pPr>
+            <w:r>
+              <w:t xml:space="preserve">40+ (incl. SEA)</w:t>
+            </w:r>
+          </w:p>
+        </w:tc>
+      </w:tr>
+      <w:tr>
+        <w:tc>
+          <w:tcPr>
+            <w:tcW w:type="dxa" w:w="2200"/>
+            <w:tcBorders>
+              <w:top w:val="single" w:color="BFBFBF" w:sz="4"/>
+              <w:left w:val="single" w:color="BFBFBF" w:sz="4"/>
+              <w:bottom w:val="single" w:color="BFBFBF" w:sz="4"/>
+              <w:right w:val="single" w:color="BFBFBF" w:sz="4"/>
+            </w:tcBorders>
+            <w:tcMar>
+              <w:top w:type="dxa" w:w="100"/>
+              <w:left w:type="dxa" w:w="140"/>
+              <w:bottom w:type="dxa" w:w="100"/>
+              <w:right w:type="dxa" w:w="140"/>
+            </w:tcMar>
+          </w:tcPr>
+          <w:p>
+            <w:pPr>
+              <w:spacing w:after="0"/>
+            </w:pPr>
+            <w:r>
+              <w:t xml:space="preserve">Active Students</w:t>
+            </w:r>
+          </w:p>
+        </w:tc>
+        <w:tc>
+          <w:tcPr>
+            <w:tcW w:type="dxa" w:w="1700"/>
+            <w:tcBorders>
+              <w:top w:val="single" w:color="BFBFBF" w:sz="4"/>
+              <w:left w:val="single" w:color="BFBFBF" w:sz="4"/>
+              <w:bottom w:val="single" w:color="BFBFBF" w:sz="4"/>
+              <w:right w:val="single" w:color="BFBFBF" w:sz="4"/>
+            </w:tcBorders>
+            <w:tcMar>
+              <w:top w:type="dxa" w:w="100"/>
+              <w:left w:type="dxa" w:w="140"/>
+              <w:bottom w:type="dxa" w:w="100"/>
+              <w:right w:type="dxa" w:w="140"/>
+            </w:tcMar>
+          </w:tcPr>
+          <w:p>
+            <w:pPr>
+              <w:spacing w:after="0"/>
+            </w:pPr>
+            <w:r>
+              <w:t xml:space="preserve">33K</w:t>
+            </w:r>
+          </w:p>
+        </w:tc>
+        <w:tc>
+          <w:tcPr>
+            <w:tcW w:type="dxa" w:w="1700"/>
+            <w:tcBorders>
+              <w:top w:val="single" w:color="BFBFBF" w:sz="4"/>
+              <w:left w:val="single" w:color="BFBFBF" w:sz="4"/>
+              <w:bottom w:val="single" w:color="BFBFBF" w:sz="4"/>
+              <w:right w:val="single" w:color="BFBFBF" w:sz="4"/>
+            </w:tcBorders>
+            <w:tcMar>
+              <w:top w:type="dxa" w:w="100"/>
+              <w:left w:type="dxa" w:w="140"/>
+              <w:bottom w:type="dxa" w:w="100"/>
+              <w:right w:type="dxa" w:w="140"/>
+            </w:tcMar>
+          </w:tcPr>
+          <w:p>
+            <w:pPr>
+              <w:spacing w:after="0"/>
+            </w:pPr>
+            <w:r>
+              <w:t xml:space="preserve">200K</w:t>
+            </w:r>
+          </w:p>
+        </w:tc>
+        <w:tc>
+          <w:tcPr>
+            <w:tcW w:type="dxa" w:w="1700"/>
+            <w:tcBorders>
+              <w:top w:val="single" w:color="BFBFBF" w:sz="4"/>
+              <w:left w:val="single" w:color="BFBFBF" w:sz="4"/>
+              <w:bottom w:val="single" w:color="BFBFBF" w:sz="4"/>
+              <w:right w:val="single" w:color="BFBFBF" w:sz="4"/>
+            </w:tcBorders>
+            <w:tcMar>
+              <w:top w:type="dxa" w:w="100"/>
+              <w:left w:type="dxa" w:w="140"/>
+              <w:bottom w:type="dxa" w:w="100"/>
+              <w:right w:type="dxa" w:w="140"/>
+            </w:tcMar>
+          </w:tcPr>
+          <w:p>
+            <w:pPr>
+              <w:spacing w:after="0"/>
+            </w:pPr>
+            <w:r>
+              <w:t xml:space="preserve">800K</w:t>
+            </w:r>
+          </w:p>
+        </w:tc>
+        <w:tc>
+          <w:tcPr>
+            <w:tcW w:type="dxa" w:w="1760"/>
+            <w:tcBorders>
+              <w:top w:val="single" w:color="BFBFBF" w:sz="4"/>
+              <w:left w:val="single" w:color="BFBFBF" w:sz="4"/>
+              <w:bottom w:val="single" w:color="BFBFBF" w:sz="4"/>
+              <w:right w:val="single" w:color="BFBFBF" w:sz="4"/>
+            </w:tcBorders>
+            <w:tcMar>
+              <w:top w:type="dxa" w:w="100"/>
+              <w:left w:type="dxa" w:w="140"/>
+              <w:bottom w:type="dxa" w:w="100"/>
+              <w:right w:type="dxa" w:w="140"/>
+            </w:tcMar>
+          </w:tcPr>
+          <w:p>
+            <w:pPr>
+              <w:spacing w:after="0"/>
+            </w:pPr>
+            <w:r>
+              <w:t xml:space="preserve">2M</w:t>
+            </w:r>
+          </w:p>
+        </w:tc>
+      </w:tr>
+      <w:tr>
+        <w:tc>
+          <w:tcPr>
+            <w:tcW w:type="dxa" w:w="2200"/>
+            <w:tcBorders>
+              <w:top w:val="single" w:color="BFBFBF" w:sz="4"/>
+              <w:left w:val="single" w:color="BFBFBF" w:sz="4"/>
+              <w:bottom w:val="single" w:color="BFBFBF" w:sz="4"/>
+              <w:right w:val="single" w:color="BFBFBF" w:sz="4"/>
+            </w:tcBorders>
+            <w:tcMar>
+              <w:top w:type="dxa" w:w="100"/>
+              <w:left w:type="dxa" w:w="140"/>
+              <w:bottom w:type="dxa" w:w="100"/>
+              <w:right w:type="dxa" w:w="140"/>
+            </w:tcMar>
+          </w:tcPr>
+          <w:p>
+            <w:pPr>
+              <w:spacing w:after="0"/>
+            </w:pPr>
+            <w:r>
+              <w:t xml:space="preserve">Licensing Revenue</w:t>
+            </w:r>
+          </w:p>
+        </w:tc>
+        <w:tc>
+          <w:tcPr>
+            <w:tcW w:type="dxa" w:w="1700"/>
+            <w:tcBorders>
+              <w:top w:val="single" w:color="BFBFBF" w:sz="4"/>
+              <w:left w:val="single" w:color="BFBFBF" w:sz="4"/>
+              <w:bottom w:val="single" w:color="BFBFBF" w:sz="4"/>
+              <w:right w:val="single" w:color="BFBFBF" w:sz="4"/>
+            </w:tcBorders>
+            <w:tcMar>
+              <w:top w:type="dxa" w:w="100"/>
+              <w:left w:type="dxa" w:w="140"/>
+              <w:bottom w:type="dxa" w:w="100"/>
+              <w:right w:type="dxa" w:w="140"/>
+            </w:tcMar>
+          </w:tcPr>
+          <w:p>
+            <w:pPr>
+              <w:spacing w:after="0"/>
+            </w:pPr>
+            <w:r>
+              <w:t xml:space="preserve">RM 50K</w:t>
+            </w:r>
+          </w:p>
+        </w:tc>
+        <w:tc>
+          <w:tcPr>
+            <w:tcW w:type="dxa" w:w="1700"/>
+            <w:tcBorders>
+              <w:top w:val="single" w:color="BFBFBF" w:sz="4"/>
+              <w:left w:val="single" w:color="BFBFBF" w:sz="4"/>
+              <w:bottom w:val="single" w:color="BFBFBF" w:sz="4"/>
+              <w:right w:val="single" w:color="BFBFBF" w:sz="4"/>
+            </w:tcBorders>
+            <w:tcMar>
+              <w:top w:type="dxa" w:w="100"/>
+              <w:left w:type="dxa" w:w="140"/>
+              <w:bottom w:type="dxa" w:w="100"/>
+              <w:right w:type="dxa" w:w="140"/>
+            </w:tcMar>
+          </w:tcPr>
+          <w:p>
+            <w:pPr>
+              <w:spacing w:after="0"/>
+            </w:pPr>
+            <w:r>
+              <w:t xml:space="preserve">RM 500K</w:t>
+            </w:r>
+          </w:p>
+        </w:tc>
+        <w:tc>
+          <w:tcPr>
+            <w:tcW w:type="dxa" w:w="1700"/>
+            <w:tcBorders>
+              <w:top w:val="single" w:color="BFBFBF" w:sz="4"/>
+              <w:left w:val="single" w:color="BFBFBF" w:sz="4"/>
+              <w:bottom w:val="single" w:color="BFBFBF" w:sz="4"/>
+              <w:right w:val="single" w:color="BFBFBF" w:sz="4"/>
+            </w:tcBorders>
+            <w:tcMar>
+              <w:top w:type="dxa" w:w="100"/>
+              <w:left w:type="dxa" w:w="140"/>
+              <w:bottom w:type="dxa" w:w="100"/>
+              <w:right w:type="dxa" w:w="140"/>
+            </w:tcMar>
+          </w:tcPr>
+          <w:p>
+            <w:pPr>
+              <w:spacing w:after="0"/>
+            </w:pPr>
+            <w:r>
+              <w:t xml:space="preserve">RM 3M</w:t>
+            </w:r>
+          </w:p>
+        </w:tc>
+        <w:tc>
+          <w:tcPr>
+            <w:tcW w:type="dxa" w:w="1760"/>
+            <w:tcBorders>
+              <w:top w:val="single" w:color="BFBFBF" w:sz="4"/>
+              <w:left w:val="single" w:color="BFBFBF" w:sz="4"/>
+              <w:bottom w:val="single" w:color="BFBFBF" w:sz="4"/>
+              <w:right w:val="single" w:color="BFBFBF" w:sz="4"/>
+            </w:tcBorders>
+            <w:tcMar>
+              <w:top w:type="dxa" w:w="100"/>
+              <w:left w:type="dxa" w:w="140"/>
+              <w:bottom w:type="dxa" w:w="100"/>
+              <w:right w:type="dxa" w:w="140"/>
+            </w:tcMar>
+          </w:tcPr>
+          <w:p>
+            <w:pPr>
+              <w:spacing w:after="0"/>
+            </w:pPr>
+            <w:r>
+              <w:t xml:space="preserve">RM 8M</w:t>
+            </w:r>
+          </w:p>
+        </w:tc>
+      </w:tr>
+      <w:tr>
+        <w:tc>
+          <w:tcPr>
+            <w:tcW w:type="dxa" w:w="2200"/>
+            <w:tcBorders>
+              <w:top w:val="single" w:color="BFBFBF" w:sz="4"/>
+              <w:left w:val="single" w:color="BFBFBF" w:sz="4"/>
+              <w:bottom w:val="single" w:color="BFBFBF" w:sz="4"/>
+              <w:right w:val="single" w:color="BFBFBF" w:sz="4"/>
+            </w:tcBorders>
+            <w:tcMar>
+              <w:top w:type="dxa" w:w="100"/>
+              <w:left w:type="dxa" w:w="140"/>
+              <w:bottom w:type="dxa" w:w="100"/>
+              <w:right w:type="dxa" w:w="140"/>
+            </w:tcMar>
+          </w:tcPr>
+          <w:p>
+            <w:pPr>
+              <w:spacing w:after="0"/>
+            </w:pPr>
+            <w:r>
+              <w:t xml:space="preserve">Government Grants</w:t>
+            </w:r>
+          </w:p>
+        </w:tc>
+        <w:tc>
+          <w:tcPr>
+            <w:tcW w:type="dxa" w:w="1700"/>
+            <w:tcBorders>
+              <w:top w:val="single" w:color="BFBFBF" w:sz="4"/>
+              <w:left w:val="single" w:color="BFBFBF" w:sz="4"/>
+              <w:bottom w:val="single" w:color="BFBFBF" w:sz="4"/>
+              <w:right w:val="single" w:color="BFBFBF" w:sz="4"/>
+            </w:tcBorders>
+            <w:tcMar>
+              <w:top w:type="dxa" w:w="100"/>
+              <w:left w:type="dxa" w:w="140"/>
+              <w:bottom w:type="dxa" w:w="100"/>
+              <w:right w:type="dxa" w:w="140"/>
+            </w:tcMar>
+          </w:tcPr>
+          <w:p>
+            <w:pPr>
+              <w:spacing w:after="0"/>
+            </w:pPr>
+            <w:r>
+              <w:t xml:space="preserve">RM 100K</w:t>
+            </w:r>
+          </w:p>
+        </w:tc>
+        <w:tc>
+          <w:tcPr>
+            <w:tcW w:type="dxa" w:w="1700"/>
+            <w:tcBorders>
+              <w:top w:val="single" w:color="BFBFBF" w:sz="4"/>
+              <w:left w:val="single" w:color="BFBFBF" w:sz="4"/>
+              <w:bottom w:val="single" w:color="BFBFBF" w:sz="4"/>
+              <w:right w:val="single" w:color="BFBFBF" w:sz="4"/>
+            </w:tcBorders>
+            <w:tcMar>
+              <w:top w:type="dxa" w:w="100"/>
+              <w:left w:type="dxa" w:w="140"/>
+              <w:bottom w:type="dxa" w:w="100"/>
+              <w:right w:type="dxa" w:w="140"/>
+            </w:tcMar>
+          </w:tcPr>
+          <w:p>
+            <w:pPr>
+              <w:spacing w:after="0"/>
+            </w:pPr>
+            <w:r>
+              <w:t xml:space="preserve">RM 300K</w:t>
+            </w:r>
+          </w:p>
+        </w:tc>
+        <w:tc>
+          <w:tcPr>
+            <w:tcW w:type="dxa" w:w="1700"/>
+            <w:tcBorders>
+              <w:top w:val="single" w:color="BFBFBF" w:sz="4"/>
+              <w:left w:val="single" w:color="BFBFBF" w:sz="4"/>
+              <w:bottom w:val="single" w:color="BFBFBF" w:sz="4"/>
+              <w:right w:val="single" w:color="BFBFBF" w:sz="4"/>
+            </w:tcBorders>
+            <w:tcMar>
+              <w:top w:type="dxa" w:w="100"/>
+              <w:left w:type="dxa" w:w="140"/>
+              <w:bottom w:type="dxa" w:w="100"/>
+              <w:right w:type="dxa" w:w="140"/>
+            </w:tcMar>
+          </w:tcPr>
+          <w:p>
+            <w:pPr>
+              <w:spacing w:after="0"/>
+            </w:pPr>
+            <w:r>
+              <w:t xml:space="preserve">RM 500K</w:t>
+            </w:r>
+          </w:p>
+        </w:tc>
+        <w:tc>
+          <w:tcPr>
+            <w:tcW w:type="dxa" w:w="1760"/>
+            <w:tcBorders>
+              <w:top w:val="single" w:color="BFBFBF" w:sz="4"/>
+              <w:left w:val="single" w:color="BFBFBF" w:sz="4"/>
+              <w:bottom w:val="single" w:color="BFBFBF" w:sz="4"/>
+              <w:right w:val="single" w:color="BFBFBF" w:sz="4"/>
+            </w:tcBorders>
+            <w:tcMar>
+              <w:top w:type="dxa" w:w="100"/>
+              <w:left w:type="dxa" w:w="140"/>
+              <w:bottom w:type="dxa" w:w="100"/>
+              <w:right w:type="dxa" w:w="140"/>
+            </w:tcMar>
+          </w:tcPr>
+          <w:p>
+            <w:pPr>
+              <w:spacing w:after="0"/>
+            </w:pPr>
+            <w:r>
+              <w:t xml:space="preserve">RM 800K</w:t>
+            </w:r>
+          </w:p>
+        </w:tc>
+      </w:tr>
+      <w:tr>
+        <w:tc>
+          <w:tcPr>
+            <w:tcW w:type="dxa" w:w="2200"/>
+            <w:tcBorders>
+              <w:top w:val="single" w:color="BFBFBF" w:sz="4"/>
+              <w:left w:val="single" w:color="BFBFBF" w:sz="4"/>
+              <w:bottom w:val="single" w:color="BFBFBF" w:sz="4"/>
+              <w:right w:val="single" w:color="BFBFBF" w:sz="4"/>
+            </w:tcBorders>
+            <w:tcMar>
+              <w:top w:type="dxa" w:w="100"/>
+              <w:left w:type="dxa" w:w="140"/>
+              <w:bottom w:type="dxa" w:w="100"/>
+              <w:right w:type="dxa" w:w="140"/>
+            </w:tcMar>
+          </w:tcPr>
+          <w:p>
+            <w:pPr>
+              <w:spacing w:after="0"/>
+            </w:pPr>
+            <w:r>
+              <w:t xml:space="preserve">Hosting + AI + DB</w:t>
+            </w:r>
+          </w:p>
+        </w:tc>
+        <w:tc>
+          <w:tcPr>
+            <w:tcW w:type="dxa" w:w="1700"/>
+            <w:tcBorders>
+              <w:top w:val="single" w:color="BFBFBF" w:sz="4"/>
+              <w:left w:val="single" w:color="BFBFBF" w:sz="4"/>
+              <w:bottom w:val="single" w:color="BFBFBF" w:sz="4"/>
+              <w:right w:val="single" w:color="BFBFBF" w:sz="4"/>
+            </w:tcBorders>
+            <w:tcMar>
+              <w:top w:type="dxa" w:w="100"/>
+              <w:left w:type="dxa" w:w="140"/>
+              <w:bottom w:type="dxa" w:w="100"/>
+              <w:right w:type="dxa" w:w="140"/>
+            </w:tcMar>
+          </w:tcPr>
+          <w:p>
+            <w:pPr>
+              <w:spacing w:after="0"/>
+            </w:pPr>
+            <w:r>
+              <w:t xml:space="preserve">RM 80K</w:t>
+            </w:r>
+          </w:p>
+        </w:tc>
+        <w:tc>
+          <w:tcPr>
+            <w:tcW w:type="dxa" w:w="1700"/>
+            <w:tcBorders>
+              <w:top w:val="single" w:color="BFBFBF" w:sz="4"/>
+              <w:left w:val="single" w:color="BFBFBF" w:sz="4"/>
+              <w:bottom w:val="single" w:color="BFBFBF" w:sz="4"/>
+              <w:right w:val="single" w:color="BFBFBF" w:sz="4"/>
+            </w:tcBorders>
+            <w:tcMar>
+              <w:top w:type="dxa" w:w="100"/>
+              <w:left w:type="dxa" w:w="140"/>
+              <w:bottom w:type="dxa" w:w="100"/>
+              <w:right w:type="dxa" w:w="140"/>
+            </w:tcMar>
+          </w:tcPr>
+          <w:p>
+            <w:pPr>
+              <w:spacing w:after="0"/>
+            </w:pPr>
+            <w:r>
+              <w:t xml:space="preserve">RM 200K</w:t>
+            </w:r>
+          </w:p>
+        </w:tc>
+        <w:tc>
+          <w:tcPr>
+            <w:tcW w:type="dxa" w:w="1700"/>
+            <w:tcBorders>
+              <w:top w:val="single" w:color="BFBFBF" w:sz="4"/>
+              <w:left w:val="single" w:color="BFBFBF" w:sz="4"/>
+              <w:bottom w:val="single" w:color="BFBFBF" w:sz="4"/>
+              <w:right w:val="single" w:color="BFBFBF" w:sz="4"/>
+            </w:tcBorders>
+            <w:tcMar>
+              <w:top w:type="dxa" w:w="100"/>
+              <w:left w:type="dxa" w:w="140"/>
+              <w:bottom w:type="dxa" w:w="100"/>
+              <w:right w:type="dxa" w:w="140"/>
+            </w:tcMar>
+          </w:tcPr>
+          <w:p>
+            <w:pPr>
+              <w:spacing w:after="0"/>
+            </w:pPr>
+            <w:r>
+              <w:t xml:space="preserve">RM 900K</w:t>
+            </w:r>
+          </w:p>
+        </w:tc>
+        <w:tc>
+          <w:tcPr>
+            <w:tcW w:type="dxa" w:w="1760"/>
+            <w:tcBorders>
+              <w:top w:val="single" w:color="BFBFBF" w:sz="4"/>
+              <w:left w:val="single" w:color="BFBFBF" w:sz="4"/>
+              <w:bottom w:val="single" w:color="BFBFBF" w:sz="4"/>
+              <w:right w:val="single" w:color="BFBFBF" w:sz="4"/>
+            </w:tcBorders>
+            <w:tcMar>
+              <w:top w:type="dxa" w:w="100"/>
+              <w:left w:type="dxa" w:w="140"/>
+              <w:bottom w:type="dxa" w:w="100"/>
+              <w:right w:type="dxa" w:w="140"/>
+            </w:tcMar>
+          </w:tcPr>
+          <w:p>
+            <w:pPr>
+              <w:spacing w:after="0"/>
+            </w:pPr>
+            <w:r>
+              <w:t xml:space="preserve">RM 2M</w:t>
+            </w:r>
+          </w:p>
+        </w:tc>
+      </w:tr>
+      <w:tr>
+        <w:tc>
+          <w:tcPr>
+            <w:tcW w:type="dxa" w:w="2200"/>
+            <w:tcBorders>
+              <w:top w:val="single" w:color="BFBFBF" w:sz="4"/>
+              <w:left w:val="single" w:color="BFBFBF" w:sz="4"/>
+              <w:bottom w:val="single" w:color="BFBFBF" w:sz="4"/>
+              <w:right w:val="single" w:color="BFBFBF" w:sz="4"/>
+            </w:tcBorders>
+            <w:tcMar>
+              <w:top w:type="dxa" w:w="100"/>
+              <w:left w:type="dxa" w:w="140"/>
+              <w:bottom w:type="dxa" w:w="100"/>
+              <w:right w:type="dxa" w:w="140"/>
+            </w:tcMar>
+          </w:tcPr>
+          <w:p>
+            <w:pPr>
+              <w:spacing w:after="0"/>
+            </w:pPr>
+            <w:r>
+              <w:t xml:space="preserve">Staff Salary</w:t>
+            </w:r>
+          </w:p>
+        </w:tc>
+        <w:tc>
+          <w:tcPr>
+            <w:tcW w:type="dxa" w:w="1700"/>
+            <w:tcBorders>
+              <w:top w:val="single" w:color="BFBFBF" w:sz="4"/>
+              <w:left w:val="single" w:color="BFBFBF" w:sz="4"/>
+              <w:bottom w:val="single" w:color="BFBFBF" w:sz="4"/>
+              <w:right w:val="single" w:color="BFBFBF" w:sz="4"/>
+            </w:tcBorders>
+            <w:tcMar>
+              <w:top w:type="dxa" w:w="100"/>
+              <w:left w:type="dxa" w:w="140"/>
+              <w:bottom w:type="dxa" w:w="100"/>
+              <w:right w:type="dxa" w:w="140"/>
+            </w:tcMar>
+          </w:tcPr>
+          <w:p>
+            <w:pPr>
+              <w:spacing w:after="0"/>
+            </w:pPr>
+            <w:r>
+              <w:t xml:space="preserve">RM 150K</w:t>
+            </w:r>
+          </w:p>
+        </w:tc>
+        <w:tc>
+          <w:tcPr>
+            <w:tcW w:type="dxa" w:w="1700"/>
+            <w:tcBorders>
+              <w:top w:val="single" w:color="BFBFBF" w:sz="4"/>
+              <w:left w:val="single" w:color="BFBFBF" w:sz="4"/>
+              <w:bottom w:val="single" w:color="BFBFBF" w:sz="4"/>
+              <w:right w:val="single" w:color="BFBFBF" w:sz="4"/>
+            </w:tcBorders>
+            <w:tcMar>
+              <w:top w:type="dxa" w:w="100"/>
+              <w:left w:type="dxa" w:w="140"/>
+              <w:bottom w:type="dxa" w:w="100"/>
+              <w:right w:type="dxa" w:w="140"/>
+            </w:tcMar>
+          </w:tcPr>
+          <w:p>
+            <w:pPr>
+              <w:spacing w:after="0"/>
+            </w:pPr>
+            <w:r>
+              <w:t xml:space="preserve">RM 400K</w:t>
+            </w:r>
+          </w:p>
+        </w:tc>
+        <w:tc>
+          <w:tcPr>
+            <w:tcW w:type="dxa" w:w="1700"/>
+            <w:tcBorders>
+              <w:top w:val="single" w:color="BFBFBF" w:sz="4"/>
+              <w:left w:val="single" w:color="BFBFBF" w:sz="4"/>
+              <w:bottom w:val="single" w:color="BFBFBF" w:sz="4"/>
+              <w:right w:val="single" w:color="BFBFBF" w:sz="4"/>
+            </w:tcBorders>
+            <w:tcMar>
+              <w:top w:type="dxa" w:w="100"/>
+              <w:left w:type="dxa" w:w="140"/>
+              <w:bottom w:type="dxa" w:w="100"/>
+              <w:right w:type="dxa" w:w="140"/>
+            </w:tcMar>
+          </w:tcPr>
+          <w:p>
+            <w:pPr>
+              <w:spacing w:after="0"/>
+            </w:pPr>
+            <w:r>
+              <w:t xml:space="preserve">RM 1.2M</w:t>
+            </w:r>
+          </w:p>
+        </w:tc>
+        <w:tc>
+          <w:tcPr>
+            <w:tcW w:type="dxa" w:w="1760"/>
+            <w:tcBorders>
+              <w:top w:val="single" w:color="BFBFBF" w:sz="4"/>
+              <w:left w:val="single" w:color="BFBFBF" w:sz="4"/>
+              <w:bottom w:val="single" w:color="BFBFBF" w:sz="4"/>
+              <w:right w:val="single" w:color="BFBFBF" w:sz="4"/>
+            </w:tcBorders>
+            <w:tcMar>
+              <w:top w:type="dxa" w:w="100"/>
+              <w:left w:type="dxa" w:w="140"/>
+              <w:bottom w:type="dxa" w:w="100"/>
+              <w:right w:type="dxa" w:w="140"/>
+            </w:tcMar>
+          </w:tcPr>
+          <w:p>
+            <w:pPr>
+              <w:spacing w:after="0"/>
+            </w:pPr>
+            <w:r>
+              <w:t xml:space="preserve">RM 3M</w:t>
+            </w:r>
+          </w:p>
+        </w:tc>
+      </w:tr>
+      <w:tr>
+        <w:tc>
+          <w:tcPr>
+            <w:tcW w:type="dxa" w:w="2200"/>
+            <w:tcBorders>
+              <w:top w:val="single" w:color="BFBFBF" w:sz="4"/>
+              <w:left w:val="single" w:color="BFBFBF" w:sz="4"/>
+              <w:bottom w:val="single" w:color="BFBFBF" w:sz="4"/>
+              <w:right w:val="single" w:color="BFBFBF" w:sz="4"/>
+            </w:tcBorders>
+            <w:tcMar>
+              <w:top w:type="dxa" w:w="100"/>
+              <w:left w:type="dxa" w:w="140"/>
+              <w:bottom w:type="dxa" w:w="100"/>
+              <w:right w:type="dxa" w:w="140"/>
+            </w:tcMar>
+          </w:tcPr>
+          <w:p>
+            <w:pPr>
+              <w:spacing w:after="0"/>
+            </w:pPr>
+            <w:r>
+              <w:t xml:space="preserve">Marketing</w:t>
+            </w:r>
+          </w:p>
+        </w:tc>
+        <w:tc>
+          <w:tcPr>
+            <w:tcW w:type="dxa" w:w="1700"/>
+            <w:tcBorders>
+              <w:top w:val="single" w:color="BFBFBF" w:sz="4"/>
+              <w:left w:val="single" w:color="BFBFBF" w:sz="4"/>
+              <w:bottom w:val="single" w:color="BFBFBF" w:sz="4"/>
+              <w:right w:val="single" w:color="BFBFBF" w:sz="4"/>
+            </w:tcBorders>
+            <w:tcMar>
+              <w:top w:type="dxa" w:w="100"/>
+              <w:left w:type="dxa" w:w="140"/>
+              <w:bottom w:type="dxa" w:w="100"/>
+              <w:right w:type="dxa" w:w="140"/>
+            </w:tcMar>
+          </w:tcPr>
+          <w:p>
+            <w:pPr>
+              <w:spacing w:after="0"/>
+            </w:pPr>
+            <w:r>
+              <w:t xml:space="preserve">RM 10K</w:t>
+            </w:r>
+          </w:p>
+        </w:tc>
+        <w:tc>
+          <w:tcPr>
+            <w:tcW w:type="dxa" w:w="1700"/>
+            <w:tcBorders>
+              <w:top w:val="single" w:color="BFBFBF" w:sz="4"/>
+              <w:left w:val="single" w:color="BFBFBF" w:sz="4"/>
+              <w:bottom w:val="single" w:color="BFBFBF" w:sz="4"/>
+              <w:right w:val="single" w:color="BFBFBF" w:sz="4"/>
+            </w:tcBorders>
+            <w:tcMar>
+              <w:top w:type="dxa" w:w="100"/>
+              <w:left w:type="dxa" w:w="140"/>
+              <w:bottom w:type="dxa" w:w="100"/>
+              <w:right w:type="dxa" w:w="140"/>
+            </w:tcMar>
+          </w:tcPr>
+          <w:p>
+            <w:pPr>
+              <w:spacing w:after="0"/>
+            </w:pPr>
+            <w:r>
+              <w:t xml:space="preserve">RM 50K</w:t>
+            </w:r>
+          </w:p>
+        </w:tc>
+        <w:tc>
+          <w:tcPr>
+            <w:tcW w:type="dxa" w:w="1700"/>
+            <w:tcBorders>
+              <w:top w:val="single" w:color="BFBFBF" w:sz="4"/>
+              <w:left w:val="single" w:color="BFBFBF" w:sz="4"/>
+              <w:bottom w:val="single" w:color="BFBFBF" w:sz="4"/>
+              <w:right w:val="single" w:color="BFBFBF" w:sz="4"/>
+            </w:tcBorders>
+            <w:tcMar>
+              <w:top w:type="dxa" w:w="100"/>
+              <w:left w:type="dxa" w:w="140"/>
+              <w:bottom w:type="dxa" w:w="100"/>
+              <w:right w:type="dxa" w:w="140"/>
+            </w:tcMar>
+          </w:tcPr>
+          <w:p>
+            <w:pPr>
+              <w:spacing w:after="0"/>
+            </w:pPr>
+            <w:r>
+              <w:t xml:space="preserve">RM 150K</w:t>
+            </w:r>
+          </w:p>
+        </w:tc>
+        <w:tc>
+          <w:tcPr>
+            <w:tcW w:type="dxa" w:w="1760"/>
+            <w:tcBorders>
+              <w:top w:val="single" w:color="BFBFBF" w:sz="4"/>
+              <w:left w:val="single" w:color="BFBFBF" w:sz="4"/>
+              <w:bottom w:val="single" w:color="BFBFBF" w:sz="4"/>
+              <w:right w:val="single" w:color="BFBFBF" w:sz="4"/>
+            </w:tcBorders>
+            <w:tcMar>
+              <w:top w:type="dxa" w:w="100"/>
+              <w:left w:type="dxa" w:w="140"/>
+              <w:bottom w:type="dxa" w:w="100"/>
+              <w:right w:type="dxa" w:w="140"/>
+            </w:tcMar>
+          </w:tcPr>
+          <w:p>
+            <w:pPr>
+              <w:spacing w:after="0"/>
+            </w:pPr>
+            <w:r>
+              <w:t xml:space="preserve">RM 400K</w:t>
+            </w:r>
+          </w:p>
+        </w:tc>
+      </w:tr>
+      <w:tr>
+        <w:tc>
+          <w:tcPr>
+            <w:tcW w:type="dxa" w:w="2200"/>
+            <w:tcBorders>
+              <w:top w:val="single" w:color="BFBFBF" w:sz="4"/>
+              <w:left w:val="single" w:color="BFBFBF" w:sz="4"/>
+              <w:bottom w:val="single" w:color="BFBFBF" w:sz="4"/>
+              <w:right w:val="single" w:color="BFBFBF" w:sz="4"/>
+            </w:tcBorders>
+            <w:tcMar>
+              <w:top w:type="dxa" w:w="100"/>
+              <w:left w:type="dxa" w:w="140"/>
+              <w:bottom w:type="dxa" w:w="100"/>
+              <w:right w:type="dxa" w:w="140"/>
+            </w:tcMar>
+          </w:tcPr>
+          <w:p>
+            <w:pPr>
+              <w:spacing w:after="0"/>
+            </w:pPr>
+            <w:r>
+              <w:t xml:space="preserve">Legal</w:t>
+            </w:r>
+          </w:p>
+        </w:tc>
+        <w:tc>
+          <w:tcPr>
+            <w:tcW w:type="dxa" w:w="1700"/>
+            <w:tcBorders>
+              <w:top w:val="single" w:color="BFBFBF" w:sz="4"/>
+              <w:left w:val="single" w:color="BFBFBF" w:sz="4"/>
+              <w:bottom w:val="single" w:color="BFBFBF" w:sz="4"/>
+              <w:right w:val="single" w:color="BFBFBF" w:sz="4"/>
+            </w:tcBorders>
+            <w:tcMar>
+              <w:top w:type="dxa" w:w="100"/>
+              <w:left w:type="dxa" w:w="140"/>
+              <w:bottom w:type="dxa" w:w="100"/>
+              <w:right w:type="dxa" w:w="140"/>
+            </w:tcMar>
+          </w:tcPr>
+          <w:p>
+            <w:pPr>
+              <w:spacing w:after="0"/>
+            </w:pPr>
+            <w:r>
+              <w:t xml:space="preserve">RM 10K</w:t>
+            </w:r>
+          </w:p>
+        </w:tc>
+        <w:tc>
+          <w:tcPr>
+            <w:tcW w:type="dxa" w:w="1700"/>
+            <w:tcBorders>
+              <w:top w:val="single" w:color="BFBFBF" w:sz="4"/>
+              <w:left w:val="single" w:color="BFBFBF" w:sz="4"/>
+              <w:bottom w:val="single" w:color="BFBFBF" w:sz="4"/>
+              <w:right w:val="single" w:color="BFBFBF" w:sz="4"/>
+            </w:tcBorders>
+            <w:tcMar>
+              <w:top w:type="dxa" w:w="100"/>
+              <w:left w:type="dxa" w:w="140"/>
+              <w:bottom w:type="dxa" w:w="100"/>
+              <w:right w:type="dxa" w:w="140"/>
+            </w:tcMar>
+          </w:tcPr>
+          <w:p>
+            <w:pPr>
+              <w:spacing w:after="0"/>
+            </w:pPr>
+            <w:r>
+              <w:t xml:space="preserve">RM 20K</w:t>
+            </w:r>
+          </w:p>
+        </w:tc>
+        <w:tc>
+          <w:tcPr>
+            <w:tcW w:type="dxa" w:w="1700"/>
+            <w:tcBorders>
+              <w:top w:val="single" w:color="BFBFBF" w:sz="4"/>
+              <w:left w:val="single" w:color="BFBFBF" w:sz="4"/>
+              <w:bottom w:val="single" w:color="BFBFBF" w:sz="4"/>
+              <w:right w:val="single" w:color="BFBFBF" w:sz="4"/>
+            </w:tcBorders>
+            <w:tcMar>
+              <w:top w:type="dxa" w:w="100"/>
+              <w:left w:type="dxa" w:w="140"/>
+              <w:bottom w:type="dxa" w:w="100"/>
+              <w:right w:type="dxa" w:w="140"/>
+            </w:tcMar>
+          </w:tcPr>
+          <w:p>
+            <w:pPr>
+              <w:spacing w:after="0"/>
+            </w:pPr>
+            <w:r>
+              <w:t xml:space="preserve">RM 50K</w:t>
+            </w:r>
+          </w:p>
+        </w:tc>
+        <w:tc>
+          <w:tcPr>
+            <w:tcW w:type="dxa" w:w="1760"/>
+            <w:tcBorders>
+              <w:top w:val="single" w:color="BFBFBF" w:sz="4"/>
+              <w:left w:val="single" w:color="BFBFBF" w:sz="4"/>
+              <w:bottom w:val="single" w:color="BFBFBF" w:sz="4"/>
+              <w:right w:val="single" w:color="BFBFBF" w:sz="4"/>
+            </w:tcBorders>
+            <w:tcMar>
+              <w:top w:type="dxa" w:w="100"/>
+              <w:left w:type="dxa" w:w="140"/>
+              <w:bottom w:type="dxa" w:w="100"/>
+              <w:right w:type="dxa" w:w="140"/>
+            </w:tcMar>
+          </w:tcPr>
+          <w:p>
+            <w:pPr>
+              <w:spacing w:after="0"/>
+            </w:pPr>
+            <w:r>
+              <w:t xml:space="preserve">RM 120K</w:t>
+            </w:r>
+          </w:p>
+        </w:tc>
+      </w:tr>
+      <w:tr>
+        <w:tc>
+          <w:tcPr>
+            <w:tcW w:type="dxa" w:w="2200"/>
             <w:tcBorders>
               <w:top w:val="single" w:color="BFBFBF" w:sz="4"/>
               <w:left w:val="single" w:color="BFBFBF" w:sz="4"/>
@@ -2385,91 +3433,13 @@
                 <w:b/>
                 <w:bCs/>
               </w:rPr>
-              <w:t xml:space="preserve">Year 1</w:t>
-            </w:r>
-          </w:p>
-        </w:tc>
-        <w:tc>
-          <w:tcPr>
-            <w:tcW w:type="dxa" w:w="2200"/>
-            <w:tcBorders>
-              <w:top w:val="single" w:color="BFBFBF" w:sz="4"/>
-              <w:left w:val="single" w:color="BFBFBF" w:sz="4"/>
-              <w:bottom w:val="single" w:color="BFBFBF" w:sz="4"/>
-              <w:right w:val="single" w:color="BFBFBF" w:sz="4"/>
-            </w:tcBorders>
-            <w:tcMar>
-              <w:top w:type="dxa" w:w="100"/>
-              <w:left w:type="dxa" w:w="140"/>
-              <w:bottom w:type="dxa" w:w="100"/>
-              <w:right w:type="dxa" w:w="140"/>
-            </w:tcMar>
-          </w:tcPr>
-          <w:p>
-            <w:pPr>
-              <w:spacing w:after="0"/>
-            </w:pPr>
-            <w:r>
-              <w:t xml:space="preserve">RM 80k
-(1 customer)</w:t>
-            </w:r>
-          </w:p>
-        </w:tc>
-        <w:tc>
-          <w:tcPr>
-            <w:tcW w:type="dxa" w:w="2400"/>
-            <w:tcBorders>
-              <w:top w:val="single" w:color="BFBFBF" w:sz="4"/>
-              <w:left w:val="single" w:color="BFBFBF" w:sz="4"/>
-              <w:bottom w:val="single" w:color="BFBFBF" w:sz="4"/>
-              <w:right w:val="single" w:color="BFBFBF" w:sz="4"/>
-            </w:tcBorders>
-            <w:tcMar>
-              <w:top w:type="dxa" w:w="100"/>
-              <w:left w:type="dxa" w:w="140"/>
-              <w:bottom w:type="dxa" w:w="100"/>
-              <w:right w:type="dxa" w:w="140"/>
-            </w:tcMar>
-          </w:tcPr>
-          <w:p>
-            <w:pPr>
-              <w:spacing w:after="0"/>
-            </w:pPr>
-            <w:r>
-              <w:t xml:space="preserve">100% subsidised licence (no other streams)</w:t>
-            </w:r>
-          </w:p>
-        </w:tc>
-        <w:tc>
-          <w:tcPr>
-            <w:tcW w:type="dxa" w:w="3460"/>
-            <w:tcBorders>
-              <w:top w:val="single" w:color="BFBFBF" w:sz="4"/>
-              <w:left w:val="single" w:color="BFBFBF" w:sz="4"/>
-              <w:bottom w:val="single" w:color="BFBFBF" w:sz="4"/>
-              <w:right w:val="single" w:color="BFBFBF" w:sz="4"/>
-            </w:tcBorders>
-            <w:tcMar>
-              <w:top w:type="dxa" w:w="100"/>
-              <w:left w:type="dxa" w:w="140"/>
-              <w:bottom w:type="dxa" w:w="100"/>
-              <w:right w:type="dxa" w:w="140"/>
-            </w:tcMar>
-          </w:tcPr>
-          <w:p>
-            <w:pPr>
-              <w:spacing w:after="0"/>
-            </w:pPr>
-            <w:r>
-              <w:t xml:space="preserve">UM pilot. Subsidised by UM Centre of Innovation. Reference site and case-study production.</w:t>
-            </w:r>
-          </w:p>
-        </w:tc>
-      </w:tr>
-      <w:tr>
-        <w:tc>
-          <w:tcPr>
-            <w:tcW w:type="dxa" w:w="1300"/>
+              <w:t xml:space="preserve">Total Cost</w:t>
+            </w:r>
+          </w:p>
+        </w:tc>
+        <w:tc>
+          <w:tcPr>
+            <w:tcW w:type="dxa" w:w="1700"/>
             <w:tcBorders>
               <w:top w:val="single" w:color="BFBFBF" w:sz="4"/>
               <w:left w:val="single" w:color="BFBFBF" w:sz="4"/>
@@ -2492,91 +3462,13 @@
                 <w:b/>
                 <w:bCs/>
               </w:rPr>
-              <w:t xml:space="preserve">Year 3</w:t>
-            </w:r>
-          </w:p>
-        </w:tc>
-        <w:tc>
-          <w:tcPr>
-            <w:tcW w:type="dxa" w:w="2200"/>
-            <w:tcBorders>
-              <w:top w:val="single" w:color="BFBFBF" w:sz="4"/>
-              <w:left w:val="single" w:color="BFBFBF" w:sz="4"/>
-              <w:bottom w:val="single" w:color="BFBFBF" w:sz="4"/>
-              <w:right w:val="single" w:color="BFBFBF" w:sz="4"/>
-            </w:tcBorders>
-            <w:tcMar>
-              <w:top w:type="dxa" w:w="100"/>
-              <w:left w:type="dxa" w:w="140"/>
-              <w:bottom w:type="dxa" w:w="100"/>
-              <w:right w:type="dxa" w:w="140"/>
-            </w:tcMar>
-          </w:tcPr>
-          <w:p>
-            <w:pPr>
-              <w:spacing w:after="0"/>
-            </w:pPr>
-            <w:r>
-              <w:t xml:space="preserve">RM 1.12M
-(8 unis)</w:t>
-            </w:r>
-          </w:p>
-        </w:tc>
-        <w:tc>
-          <w:tcPr>
-            <w:tcW w:type="dxa" w:w="2400"/>
-            <w:tcBorders>
-              <w:top w:val="single" w:color="BFBFBF" w:sz="4"/>
-              <w:left w:val="single" w:color="BFBFBF" w:sz="4"/>
-              <w:bottom w:val="single" w:color="BFBFBF" w:sz="4"/>
-              <w:right w:val="single" w:color="BFBFBF" w:sz="4"/>
-            </w:tcBorders>
-            <w:tcMar>
-              <w:top w:type="dxa" w:w="100"/>
-              <w:left w:type="dxa" w:w="140"/>
-              <w:bottom w:type="dxa" w:w="100"/>
-              <w:right w:type="dxa" w:w="140"/>
-            </w:tcMar>
-          </w:tcPr>
-          <w:p>
-            <w:pPr>
-              <w:spacing w:after="0"/>
-            </w:pPr>
-            <w:r>
-              <w:t xml:space="preserve">License ~85% / Implementation services ~15%</w:t>
-            </w:r>
-          </w:p>
-        </w:tc>
-        <w:tc>
-          <w:tcPr>
-            <w:tcW w:type="dxa" w:w="3460"/>
-            <w:tcBorders>
-              <w:top w:val="single" w:color="BFBFBF" w:sz="4"/>
-              <w:left w:val="single" w:color="BFBFBF" w:sz="4"/>
-              <w:bottom w:val="single" w:color="BFBFBF" w:sz="4"/>
-              <w:right w:val="single" w:color="BFBFBF" w:sz="4"/>
-            </w:tcBorders>
-            <w:tcMar>
-              <w:top w:type="dxa" w:w="100"/>
-              <w:left w:type="dxa" w:w="140"/>
-              <w:bottom w:type="dxa" w:w="100"/>
-              <w:right w:type="dxa" w:w="140"/>
-            </w:tcMar>
-          </w:tcPr>
-          <w:p>
-            <w:pPr>
-              <w:spacing w:after="0"/>
-            </w:pPr>
-            <w:r>
-              <w:t xml:space="preserve">Half of MY public-university sector covered. First commercial revenue at scale.</w:t>
-            </w:r>
-          </w:p>
-        </w:tc>
-      </w:tr>
-      <w:tr>
-        <w:tc>
-          <w:tcPr>
-            <w:tcW w:type="dxa" w:w="1300"/>
+              <w:t xml:space="preserve">RM 250K</w:t>
+            </w:r>
+          </w:p>
+        </w:tc>
+        <w:tc>
+          <w:tcPr>
+            <w:tcW w:type="dxa" w:w="1700"/>
             <w:tcBorders>
               <w:top w:val="single" w:color="BFBFBF" w:sz="4"/>
               <w:left w:val="single" w:color="BFBFBF" w:sz="4"/>
@@ -2599,91 +3491,13 @@
                 <w:b/>
                 <w:bCs/>
               </w:rPr>
-              <w:t xml:space="preserve">Year 5</w:t>
-            </w:r>
-          </w:p>
-        </w:tc>
-        <w:tc>
-          <w:tcPr>
-            <w:tcW w:type="dxa" w:w="2200"/>
-            <w:tcBorders>
-              <w:top w:val="single" w:color="BFBFBF" w:sz="4"/>
-              <w:left w:val="single" w:color="BFBFBF" w:sz="4"/>
-              <w:bottom w:val="single" w:color="BFBFBF" w:sz="4"/>
-              <w:right w:val="single" w:color="BFBFBF" w:sz="4"/>
-            </w:tcBorders>
-            <w:tcMar>
-              <w:top w:type="dxa" w:w="100"/>
-              <w:left w:type="dxa" w:w="140"/>
-              <w:bottom w:type="dxa" w:w="100"/>
-              <w:right w:type="dxa" w:w="140"/>
-            </w:tcMar>
-          </w:tcPr>
-          <w:p>
-            <w:pPr>
-              <w:spacing w:after="0"/>
-            </w:pPr>
-            <w:r>
-              <w:t xml:space="preserve">RM 4.8M
-(MY full + ID/SG entry)</w:t>
-            </w:r>
-          </w:p>
-        </w:tc>
-        <w:tc>
-          <w:tcPr>
-            <w:tcW w:type="dxa" w:w="2400"/>
-            <w:tcBorders>
-              <w:top w:val="single" w:color="BFBFBF" w:sz="4"/>
-              <w:left w:val="single" w:color="BFBFBF" w:sz="4"/>
-              <w:bottom w:val="single" w:color="BFBFBF" w:sz="4"/>
-              <w:right w:val="single" w:color="BFBFBF" w:sz="4"/>
-            </w:tcBorders>
-            <w:tcMar>
-              <w:top w:type="dxa" w:w="100"/>
-              <w:left w:type="dxa" w:w="140"/>
-              <w:bottom w:type="dxa" w:w="100"/>
-              <w:right w:type="dxa" w:w="140"/>
-            </w:tcMar>
-          </w:tcPr>
-          <w:p>
-            <w:pPr>
-              <w:spacing w:after="0"/>
-            </w:pPr>
-            <w:r>
-              <w:t xml:space="preserve">License ~75% / Services ~15% / ILMU premium ~10%</w:t>
-            </w:r>
-          </w:p>
-        </w:tc>
-        <w:tc>
-          <w:tcPr>
-            <w:tcW w:type="dxa" w:w="3460"/>
-            <w:tcBorders>
-              <w:top w:val="single" w:color="BFBFBF" w:sz="4"/>
-              <w:left w:val="single" w:color="BFBFBF" w:sz="4"/>
-              <w:bottom w:val="single" w:color="BFBFBF" w:sz="4"/>
-              <w:right w:val="single" w:color="BFBFBF" w:sz="4"/>
-            </w:tcBorders>
-            <w:tcMar>
-              <w:top w:type="dxa" w:w="100"/>
-              <w:left w:type="dxa" w:w="140"/>
-              <w:bottom w:type="dxa" w:w="100"/>
-              <w:right w:type="dxa" w:w="140"/>
-            </w:tcMar>
-          </w:tcPr>
-          <w:p>
-            <w:pPr>
-              <w:spacing w:after="0"/>
-            </w:pPr>
-            <w:r>
-              <w:t xml:space="preserve">ASEAN expansion begins. Multi-tenant rebuild complete. Indonesia and Singapore live.</w:t>
-            </w:r>
-          </w:p>
-        </w:tc>
-      </w:tr>
-      <w:tr>
-        <w:tc>
-          <w:tcPr>
-            <w:tcW w:type="dxa" w:w="1300"/>
+              <w:t xml:space="preserve">RM 670K</w:t>
+            </w:r>
+          </w:p>
+        </w:tc>
+        <w:tc>
+          <w:tcPr>
+            <w:tcW w:type="dxa" w:w="1700"/>
             <w:tcBorders>
               <w:top w:val="single" w:color="BFBFBF" w:sz="4"/>
               <w:left w:val="single" w:color="BFBFBF" w:sz="4"/>
@@ -2706,10 +3520,41 @@
                 <w:b/>
                 <w:bCs/>
               </w:rPr>
-              <w:t xml:space="preserve">Year 7</w:t>
-            </w:r>
-          </w:p>
-        </w:tc>
+              <w:t xml:space="preserve">RM 2.3M</w:t>
+            </w:r>
+          </w:p>
+        </w:tc>
+        <w:tc>
+          <w:tcPr>
+            <w:tcW w:type="dxa" w:w="1760"/>
+            <w:tcBorders>
+              <w:top w:val="single" w:color="BFBFBF" w:sz="4"/>
+              <w:left w:val="single" w:color="BFBFBF" w:sz="4"/>
+              <w:bottom w:val="single" w:color="BFBFBF" w:sz="4"/>
+              <w:right w:val="single" w:color="BFBFBF" w:sz="4"/>
+            </w:tcBorders>
+            <w:tcMar>
+              <w:top w:type="dxa" w:w="100"/>
+              <w:left w:type="dxa" w:w="140"/>
+              <w:bottom w:type="dxa" w:w="100"/>
+              <w:right w:type="dxa" w:w="140"/>
+            </w:tcMar>
+          </w:tcPr>
+          <w:p>
+            <w:pPr>
+              <w:spacing w:after="0"/>
+            </w:pPr>
+            <w:r>
+              <w:rPr>
+                <w:b/>
+                <w:bCs/>
+              </w:rPr>
+              <w:t xml:space="preserve">RM 5.5M</w:t>
+            </w:r>
+          </w:p>
+        </w:tc>
+      </w:tr>
+      <w:tr>
         <w:tc>
           <w:tcPr>
             <w:tcW w:type="dxa" w:w="2200"/>
@@ -2731,58 +3576,131 @@
               <w:spacing w:after="0"/>
             </w:pPr>
             <w:r>
-              <w:t xml:space="preserve">RM 12.4M
-(regional ASEAN)</w:t>
-            </w:r>
-          </w:p>
-        </w:tc>
-        <w:tc>
-          <w:tcPr>
-            <w:tcW w:type="dxa" w:w="2400"/>
-            <w:tcBorders>
-              <w:top w:val="single" w:color="BFBFBF" w:sz="4"/>
-              <w:left w:val="single" w:color="BFBFBF" w:sz="4"/>
-              <w:bottom w:val="single" w:color="BFBFBF" w:sz="4"/>
-              <w:right w:val="single" w:color="BFBFBF" w:sz="4"/>
-            </w:tcBorders>
-            <w:tcMar>
-              <w:top w:type="dxa" w:w="100"/>
-              <w:left w:type="dxa" w:w="140"/>
-              <w:bottom w:type="dxa" w:w="100"/>
-              <w:right w:type="dxa" w:w="140"/>
-            </w:tcMar>
-          </w:tcPr>
-          <w:p>
-            <w:pPr>
-              <w:spacing w:after="0"/>
-            </w:pPr>
-            <w:r>
-              <w:t xml:space="preserve">License ~70% / Services ~15% / ILMU premium ~10% / Analytics add-on ~5%</w:t>
-            </w:r>
-          </w:p>
-        </w:tc>
-        <w:tc>
-          <w:tcPr>
-            <w:tcW w:type="dxa" w:w="3460"/>
-            <w:tcBorders>
-              <w:top w:val="single" w:color="BFBFBF" w:sz="4"/>
-              <w:left w:val="single" w:color="BFBFBF" w:sz="4"/>
-              <w:bottom w:val="single" w:color="BFBFBF" w:sz="4"/>
-              <w:right w:val="single" w:color="BFBFBF" w:sz="4"/>
-            </w:tcBorders>
-            <w:tcMar>
-              <w:top w:type="dxa" w:w="100"/>
-              <w:left w:type="dxa" w:w="140"/>
-              <w:bottom w:type="dxa" w:w="100"/>
-              <w:right w:type="dxa" w:w="140"/>
-            </w:tcMar>
-          </w:tcPr>
-          <w:p>
-            <w:pPr>
-              <w:spacing w:after="0"/>
-            </w:pPr>
-            <w:r>
-              <w:t xml:space="preserve">Indonesia and Singapore producing recurring revenue. Vietnam and Thailand in early-stage rollout.</w:t>
+              <w:rPr>
+                <w:b/>
+                <w:bCs/>
+              </w:rPr>
+              <w:t xml:space="preserve">Profit / Loss</w:t>
+            </w:r>
+          </w:p>
+        </w:tc>
+        <w:tc>
+          <w:tcPr>
+            <w:tcW w:type="dxa" w:w="1700"/>
+            <w:tcBorders>
+              <w:top w:val="single" w:color="BFBFBF" w:sz="4"/>
+              <w:left w:val="single" w:color="BFBFBF" w:sz="4"/>
+              <w:bottom w:val="single" w:color="BFBFBF" w:sz="4"/>
+              <w:right w:val="single" w:color="BFBFBF" w:sz="4"/>
+            </w:tcBorders>
+            <w:shd w:fill="FFCDD2" w:color="auto" w:val="clear"/>
+            <w:tcMar>
+              <w:top w:type="dxa" w:w="100"/>
+              <w:left w:type="dxa" w:w="140"/>
+              <w:bottom w:type="dxa" w:w="100"/>
+              <w:right w:type="dxa" w:w="140"/>
+            </w:tcMar>
+          </w:tcPr>
+          <w:p>
+            <w:pPr>
+              <w:spacing w:after="0"/>
+            </w:pPr>
+            <w:r>
+              <w:rPr>
+                <w:b/>
+                <w:bCs/>
+              </w:rPr>
+              <w:t xml:space="preserve">-RM 100K</w:t>
+            </w:r>
+          </w:p>
+        </w:tc>
+        <w:tc>
+          <w:tcPr>
+            <w:tcW w:type="dxa" w:w="1700"/>
+            <w:tcBorders>
+              <w:top w:val="single" w:color="BFBFBF" w:sz="4"/>
+              <w:left w:val="single" w:color="BFBFBF" w:sz="4"/>
+              <w:bottom w:val="single" w:color="BFBFBF" w:sz="4"/>
+              <w:right w:val="single" w:color="BFBFBF" w:sz="4"/>
+            </w:tcBorders>
+            <w:shd w:fill="C8E6C9" w:color="auto" w:val="clear"/>
+            <w:tcMar>
+              <w:top w:type="dxa" w:w="100"/>
+              <w:left w:type="dxa" w:w="140"/>
+              <w:bottom w:type="dxa" w:w="100"/>
+              <w:right w:type="dxa" w:w="140"/>
+            </w:tcMar>
+          </w:tcPr>
+          <w:p>
+            <w:pPr>
+              <w:spacing w:after="0"/>
+            </w:pPr>
+            <w:r>
+              <w:rPr>
+                <w:b/>
+                <w:bCs/>
+              </w:rPr>
+              <w:t xml:space="preserve">+RM 130K</w:t>
+            </w:r>
+          </w:p>
+        </w:tc>
+        <w:tc>
+          <w:tcPr>
+            <w:tcW w:type="dxa" w:w="1700"/>
+            <w:tcBorders>
+              <w:top w:val="single" w:color="BFBFBF" w:sz="4"/>
+              <w:left w:val="single" w:color="BFBFBF" w:sz="4"/>
+              <w:bottom w:val="single" w:color="BFBFBF" w:sz="4"/>
+              <w:right w:val="single" w:color="BFBFBF" w:sz="4"/>
+            </w:tcBorders>
+            <w:shd w:fill="C8E6C9" w:color="auto" w:val="clear"/>
+            <w:tcMar>
+              <w:top w:type="dxa" w:w="100"/>
+              <w:left w:type="dxa" w:w="140"/>
+              <w:bottom w:type="dxa" w:w="100"/>
+              <w:right w:type="dxa" w:w="140"/>
+            </w:tcMar>
+          </w:tcPr>
+          <w:p>
+            <w:pPr>
+              <w:spacing w:after="0"/>
+            </w:pPr>
+            <w:r>
+              <w:rPr>
+                <w:b/>
+                <w:bCs/>
+              </w:rPr>
+              <w:t xml:space="preserve">+RM 1.2M</w:t>
+            </w:r>
+          </w:p>
+        </w:tc>
+        <w:tc>
+          <w:tcPr>
+            <w:tcW w:type="dxa" w:w="1760"/>
+            <w:tcBorders>
+              <w:top w:val="single" w:color="BFBFBF" w:sz="4"/>
+              <w:left w:val="single" w:color="BFBFBF" w:sz="4"/>
+              <w:bottom w:val="single" w:color="BFBFBF" w:sz="4"/>
+              <w:right w:val="single" w:color="BFBFBF" w:sz="4"/>
+            </w:tcBorders>
+            <w:shd w:fill="C8E6C9" w:color="auto" w:val="clear"/>
+            <w:tcMar>
+              <w:top w:type="dxa" w:w="100"/>
+              <w:left w:type="dxa" w:w="140"/>
+              <w:bottom w:type="dxa" w:w="100"/>
+              <w:right w:type="dxa" w:w="140"/>
+            </w:tcMar>
+          </w:tcPr>
+          <w:p>
+            <w:pPr>
+              <w:spacing w:after="0"/>
+            </w:pPr>
+            <w:r>
+              <w:rPr>
+                <w:b/>
+                <w:bCs/>
+              </w:rPr>
+              <w:t xml:space="preserve">+RM 3.3M</w:t>
             </w:r>
           </w:p>
         </w:tc>
@@ -2801,7 +3719,7 @@
         <w:spacing w:after="140"/>
       </w:pPr>
       <w:r>
-        <w:t xml:space="preserve">Four equal-width donut charts in a horizontal row, with Year labels below each (Y1, Y3, Y5, Y7). Suggested ring colours: coral (license), navy (services), sage (ILMU premium), amber (analytics add-on). Caption strip below all four donuts in italic.</w:t>
+        <w:t xml:space="preserve">Full-width table with the header row in deep navy and white text, body rows alternating subtle background. The Total Cost row is bolded; the Profit / Loss row is bolded AND colour-coded per cell (Y1 red for the loss; Y3, Y5, Y7 green for the profits). Underneath the table, a one-line caption in coral italic: 'Break-even early Year 3. Operating margin grows alongside the customer base.'</w:t>
       </w:r>
     </w:p>
     <w:p>
@@ -2817,7 +3735,7 @@
         <w:spacing w:after="140"/>
       </w:pPr>
       <w:r>
-        <w:t xml:space="preserve">Years 1, 3, 5, 7. Year 1 is UM-only and subsidised, RM 80k revenue. By Year 3 we're at 8 public universities, RM 1.12M. Year 5 we cross into Singapore and Indonesia, RM 4.8M. Year 7 we're at RM 12.4M with a regional ASEAN footprint. Break-even early Year 3.</w:t>
+        <w:t xml:space="preserve">Financial breakdown. Year 1 is the UM pilot, RM 150K total revenue against RM 250K total cost, intentionally loss-making because UM Centre of Innovation co-funds the pilot at a nominal price. Year 3 turns the corner: 5 paying institutions, 200K active students, RM 800K revenue, first operating profit at RM 130K. Year 5 we cross into ASEAN; 20 institutions, 800K students, RM 1.2M profit. Year 7 we're at 40-plus institutions across MY and SEA, 2 million active students, RM 3.3M operating profit at a 38% margin. The progression is conservative and assumes blended ARPU with grant revenue tapering as licence revenue scales.</w:t>
       </w:r>
     </w:p>
     <w:p>
@@ -3421,7 +4339,7 @@
         <w:spacing w:after="60"/>
       </w:pPr>
       <w:r>
-        <w:t xml:space="preserve">Slide 11 (financial projections) is donut-chart-friendly: four donuts in a row. PowerPoint's built-in Doughnut chart works; resize the four donuts to be the same diameter and rely on the centre number to show magnitude. Suggested colour mapping in the visual instruction maps each revenue stream to one ring colour for visual consistency across years.</w:t>
+        <w:t xml:space="preserve">Slide 11 (financial breakdown). Render the full table at slide width. Colour-code the Profit / Loss row: Y1 cell red (-RM 100K loss), Y3 / Y5 / Y7 cells green (profits). Header row in deep navy with white text. Underneath the table, place a one-line italic caption: 'Break-even early Year 3. Operating margin grows alongside the customer base.' Numbers match Business Proposal §8 exactly.</w:t>
       </w:r>
     </w:p>
     <w:p>
@@ -3948,7 +4866,7 @@
               <w:spacing w:after="0"/>
             </w:pPr>
             <w:r>
-              <w:t xml:space="preserve">License revenue</w:t>
+              <w:t xml:space="preserve">Licensing revenue</w:t>
             </w:r>
           </w:p>
         </w:tc>
